--- a/홈페이지 업데이트 요청사항_250607.docx
+++ b/홈페이지 업데이트 요청사항_250607.docx
@@ -1934,10 +1934,14 @@
           <w:ilvl w:val="1"/>
           <w:numId w:val="1"/>
         </w:numPr>
-      </w:pPr>
-      <w:r>
-        <w:rPr>
-          <w:rFonts w:hint="eastAsia"/>
+        <w:rPr>
+          <w:strike/>
+        </w:rPr>
+      </w:pPr>
+      <w:r>
+        <w:rPr>
+          <w:rFonts w:hint="eastAsia"/>
+          <w:strike/>
         </w:rPr>
         <w:t>논문 제목 클릭 시</w:t>
       </w:r>
@@ -1949,22 +1953,28 @@
           <w:ilvl w:val="2"/>
           <w:numId w:val="1"/>
         </w:numPr>
-      </w:pPr>
-      <w:r>
-        <w:rPr>
-          <w:rFonts w:hint="eastAsia"/>
+        <w:rPr>
+          <w:strike/>
+        </w:rPr>
+      </w:pPr>
+      <w:r>
+        <w:rPr>
+          <w:rFonts w:hint="eastAsia"/>
+          <w:strike/>
         </w:rPr>
         <w:t>Access the paper와</w:t>
       </w:r>
       <w:r>
         <w:rPr>
           <w:rFonts w:hint="eastAsia"/>
+          <w:strike/>
         </w:rPr>
         <w:t xml:space="preserve"> </w:t>
       </w:r>
       <w:r>
         <w:rPr>
           <w:rFonts w:hint="eastAsia"/>
+          <w:strike/>
         </w:rPr>
         <w:t>GitHub Repository를 간략히 이렇게 수정하면 어떨지? Access: here, GitHub (Repo): here</w:t>
       </w:r>
@@ -1976,22 +1986,28 @@
           <w:ilvl w:val="2"/>
           <w:numId w:val="1"/>
         </w:numPr>
-      </w:pPr>
-      <w:r>
-        <w:rPr>
-          <w:rFonts w:hint="eastAsia"/>
+        <w:rPr>
+          <w:strike/>
+        </w:rPr>
+      </w:pPr>
+      <w:r>
+        <w:rPr>
+          <w:rFonts w:hint="eastAsia"/>
+          <w:strike/>
         </w:rPr>
         <w:t xml:space="preserve">두 항목에 대한 </w:t>
       </w:r>
       <w:r>
         <w:rPr>
           <w:rFonts w:hint="eastAsia"/>
+          <w:strike/>
         </w:rPr>
         <w:t>bullet 위치 조정</w:t>
       </w:r>
       <w:r>
         <w:rPr>
           <w:rFonts w:hint="eastAsia"/>
+          <w:strike/>
         </w:rPr>
         <w:t>. 현재는 bullet 밑에 글씨가 있음</w:t>
       </w:r>
@@ -2179,10 +2195,14 @@
           <w:ilvl w:val="1"/>
           <w:numId w:val="1"/>
         </w:numPr>
-      </w:pPr>
-      <w:r>
-        <w:rPr>
-          <w:rFonts w:hint="eastAsia"/>
+        <w:rPr>
+          <w:strike/>
+        </w:rPr>
+      </w:pPr>
+      <w:r>
+        <w:rPr>
+          <w:rFonts w:hint="eastAsia"/>
+          <w:strike/>
         </w:rPr>
         <w:t>(추후) 논문별 그림을 논문 내 그림을 무조건 사용하지 말고, 그 논문을 가장 잘 설명할 수 있는 별도 그림을 그릴 것</w:t>
       </w:r>
@@ -2816,7 +2836,7 @@
         <w:spacing w:before="0" w:beforeAutospacing="0" w:after="0" w:afterAutospacing="0" w:line="315" w:lineRule="atLeast"/>
         <w:textAlignment w:val="baseline"/>
         <w:rPr>
-          <w:rFonts w:ascii="Malgun Gothic" w:eastAsia="Malgun Gothic" w:hAnsi="Malgun Gothic" w:hint="eastAsia"/>
+          <w:rFonts w:ascii="Malgun Gothic" w:eastAsia="Malgun Gothic" w:hAnsi="Malgun Gothic"/>
           <w:strike/>
           <w:color w:val="000000"/>
           <w:spacing w:val="-5"/>
@@ -2856,7 +2876,7 @@
         <w:spacing w:before="0" w:beforeAutospacing="0" w:after="0" w:afterAutospacing="0" w:line="315" w:lineRule="atLeast"/>
         <w:textAlignment w:val="baseline"/>
         <w:rPr>
-          <w:rFonts w:ascii="Malgun Gothic" w:eastAsia="Malgun Gothic" w:hAnsi="Malgun Gothic" w:hint="eastAsia"/>
+          <w:rFonts w:ascii="Malgun Gothic" w:eastAsia="Malgun Gothic" w:hAnsi="Malgun Gothic"/>
           <w:strike/>
           <w:color w:val="000000"/>
           <w:spacing w:val="-5"/>
@@ -3525,7 +3545,7 @@
         <w:spacing w:before="90" w:beforeAutospacing="0" w:after="90" w:afterAutospacing="0" w:line="315" w:lineRule="atLeast"/>
         <w:textAlignment w:val="baseline"/>
         <w:rPr>
-          <w:rFonts w:ascii="Malgun Gothic" w:eastAsia="Malgun Gothic" w:hAnsi="Malgun Gothic" w:hint="eastAsia"/>
+          <w:rFonts w:ascii="Malgun Gothic" w:eastAsia="Malgun Gothic" w:hAnsi="Malgun Gothic"/>
           <w:strike/>
           <w:color w:val="000000"/>
           <w:spacing w:val="-5"/>
@@ -3597,7 +3617,7 @@
         <w:spacing w:before="90" w:beforeAutospacing="0" w:after="90" w:afterAutospacing="0" w:line="315" w:lineRule="atLeast"/>
         <w:textAlignment w:val="baseline"/>
         <w:rPr>
-          <w:rFonts w:ascii="Malgun Gothic" w:eastAsia="Malgun Gothic" w:hAnsi="Malgun Gothic" w:hint="eastAsia"/>
+          <w:rFonts w:ascii="Malgun Gothic" w:eastAsia="Malgun Gothic" w:hAnsi="Malgun Gothic"/>
           <w:strike/>
           <w:color w:val="000000"/>
           <w:spacing w:val="-5"/>
@@ -3623,7 +3643,7 @@
         <w:spacing w:before="0" w:beforeAutospacing="0" w:after="0" w:afterAutospacing="0" w:line="315" w:lineRule="atLeast"/>
         <w:textAlignment w:val="baseline"/>
         <w:rPr>
-          <w:rFonts w:ascii="Malgun Gothic" w:eastAsia="Malgun Gothic" w:hAnsi="Malgun Gothic" w:hint="eastAsia"/>
+          <w:rFonts w:ascii="Malgun Gothic" w:eastAsia="Malgun Gothic" w:hAnsi="Malgun Gothic"/>
           <w:strike/>
           <w:color w:val="000000"/>
           <w:spacing w:val="-5"/>
